--- a/_inbox/PDI/10-saude-equilibrio-autogestao/atividade-4/7-apresentacao/pdi-saude-aprendizado-continuo-a4.docx
+++ b/_inbox/PDI/10-saude-equilibrio-autogestao/atividade-4/7-apresentacao/pdi-saude-aprendizado-continuo-a4.docx
@@ -36,7 +36,7 @@
           <w:color w:val="6B7A8A"/>
           <w:sz w:val="24"/>
         </w:rPr>
-        <w:t>Documento Tecnico de PDI</w:t>
+        <w:t>Documento Técnico de PDI</w:t>
       </w:r>
     </w:p>
     <w:p>
@@ -72,7 +72,7 @@
           <w:color w:val="495560"/>
           <w:sz w:val="22"/>
         </w:rPr>
-        <w:t>Area: Automação &amp; Infraestrutura</w:t>
+        <w:t>Área: Automação &amp; Infraestrutura</w:t>
         <w:br/>
       </w:r>
       <w:r>
